--- a/09_text_analysis/lab_build_an_ai_text_quality_control_system_report.docx
+++ b/09_text_analysis/lab_build_an_ai_text_quality_control_system_report.docx
@@ -17,7 +17,16 @@
         <w:t>Complete quality control script with modifications made:</w:t>
       </w:r>
     </w:p>
-    <w:p/>
+    <w:p>
+      <w:hyperlink r:id="rId5" w:history="1">
+        <w:r>
+          <w:rPr>
+            <w:rStyle w:val="Hyperlink"/>
+          </w:rPr>
+          <w:t>https://github.com/ivyklo/SYSEN5381-dsai/blob/main/09_text_analysis/LAB_ai_quality_control.py</w:t>
+        </w:r>
+      </w:hyperlink>
+    </w:p>
     <w:p>
       <w:r>
         <w:t>Screenshots showing the quality control results (Boolean accuracy, Likert scales, overall score):</w:t>
@@ -41,7 +50,7 @@
                     <pic:cNvPicPr/>
                   </pic:nvPicPr>
                   <pic:blipFill>
-                    <a:blip r:embed="rId5"/>
+                    <a:blip r:embed="rId6"/>
                     <a:stretch>
                       <a:fillRect/>
                     </a:stretch>
@@ -80,7 +89,7 @@
                     <pic:cNvPicPr/>
                   </pic:nvPicPr>
                   <pic:blipFill>
-                    <a:blip r:embed="rId6"/>
+                    <a:blip r:embed="rId7"/>
                     <a:stretch>
                       <a:fillRect/>
                     </a:stretch>
@@ -192,15 +201,7 @@
         </w:numPr>
       </w:pPr>
       <w:r>
-        <w:t xml:space="preserve">I added </w:t>
-      </w:r>
-      <w:proofErr w:type="spellStart"/>
-      <w:r>
-        <w:t>issues_found</w:t>
-      </w:r>
-      <w:proofErr w:type="spellEnd"/>
-      <w:r>
-        <w:t xml:space="preserve"> </w:t>
+        <w:t xml:space="preserve">I added issues_found </w:t>
       </w:r>
       <w:r>
         <w:t>for contradictory findings.</w:t>
@@ -277,15 +278,7 @@
         </w:numPr>
       </w:pPr>
       <w:r>
-        <w:t xml:space="preserve">The </w:t>
-      </w:r>
-      <w:proofErr w:type="spellStart"/>
-      <w:r>
-        <w:t>issues_found</w:t>
-      </w:r>
-      <w:proofErr w:type="spellEnd"/>
-      <w:r>
-        <w:t xml:space="preserve"> was a good add, but can probably improve by giving AI a template of what to say, such as “report says X, data shows Y”.</w:t>
+        <w:t>The issues_found was a good add, but can probably improve by giving AI a template of what to say, such as “report says X, data shows Y”.</w:t>
       </w:r>
     </w:p>
     <w:p>
@@ -1524,6 +1517,29 @@
       <w:spacing w:val="5"/>
     </w:rPr>
   </w:style>
+  <w:style w:type="character" w:styleId="Hyperlink">
+    <w:name w:val="Hyperlink"/>
+    <w:basedOn w:val="DefaultParagraphFont"/>
+    <w:uiPriority w:val="99"/>
+    <w:unhideWhenUsed/>
+    <w:rsid w:val="00CF3403"/>
+    <w:rPr>
+      <w:color w:val="0563C1" w:themeColor="hyperlink"/>
+      <w:u w:val="single"/>
+    </w:rPr>
+  </w:style>
+  <w:style w:type="character" w:styleId="UnresolvedMention">
+    <w:name w:val="Unresolved Mention"/>
+    <w:basedOn w:val="DefaultParagraphFont"/>
+    <w:uiPriority w:val="99"/>
+    <w:semiHidden/>
+    <w:unhideWhenUsed/>
+    <w:rsid w:val="00CF3403"/>
+    <w:rPr>
+      <w:color w:val="605E5C"/>
+      <w:shd w:val="clear" w:color="auto" w:fill="E1DFDD"/>
+    </w:rPr>
+  </w:style>
 </w:styles>
 </file>
 
